--- a/data/employees/EMP057/AST-EMP057-03.docx
+++ b/data/employees/EMP057/AST-EMP057-03.docx
@@ -7,10 +7,7 @@
         <w:pStyle w:val="Heading1"/>
       </w:pPr>
       <w:r>
-        <w:rPr>
-          <w:sz w:val="36"/>
-        </w:rPr>
-        <w:t>Design specification - EMP057</w:t>
+        <w:t>Ast Emp057 03 - EMP057</w:t>
       </w:r>
     </w:p>
     <w:p>
@@ -18,130 +15,32 @@
         <w:pStyle w:val="Heading2"/>
       </w:pPr>
       <w:r>
-        <w:t>Document Metadata</w:t>
-      </w:r>
-    </w:p>
-    <w:tbl>
-      <w:tblPr>
-        <w:tblStyle w:val="TableGrid"/>
-        <w:tblW w:type="auto" w:w="0"/>
-        <w:tblLook w:firstColumn="1" w:firstRow="1" w:lastColumn="0" w:lastRow="0" w:noHBand="0" w:noVBand="1" w:val="04A0"/>
-      </w:tblPr>
-      <w:tblGrid>
-        <w:gridCol w:w="4320"/>
-        <w:gridCol w:w="4320"/>
-      </w:tblGrid>
-      <w:tr>
-        <w:tc>
-          <w:tcPr>
-            <w:tcW w:type="dxa" w:w="4320"/>
-          </w:tcPr>
-          <w:p>
-            <w:r>
-              <w:t>Author</w:t>
-            </w:r>
-          </w:p>
-        </w:tc>
-        <w:tc>
-          <w:tcPr>
-            <w:tcW w:type="dxa" w:w="4320"/>
-          </w:tcPr>
-          <w:p>
-            <w:r>
-              <w:t>Riley Patel</w:t>
-            </w:r>
-          </w:p>
-        </w:tc>
-      </w:tr>
-      <w:tr>
-        <w:tc>
-          <w:tcPr>
-            <w:tcW w:type="dxa" w:w="4320"/>
-          </w:tcPr>
-          <w:p>
-            <w:r>
-              <w:t>Role / Department</w:t>
-            </w:r>
-          </w:p>
-        </w:tc>
-        <w:tc>
-          <w:tcPr>
-            <w:tcW w:type="dxa" w:w="4320"/>
-          </w:tcPr>
-          <w:p>
-            <w:r>
-              <w:t>Architect | Manufacturing</w:t>
-            </w:r>
-          </w:p>
-        </w:tc>
-      </w:tr>
-      <w:tr>
-        <w:tc>
-          <w:tcPr>
-            <w:tcW w:type="dxa" w:w="4320"/>
-          </w:tcPr>
-          <w:p>
-            <w:r>
-              <w:t>Location</w:t>
-            </w:r>
-          </w:p>
-        </w:tc>
-        <w:tc>
-          <w:tcPr>
-            <w:tcW w:type="dxa" w:w="4320"/>
-          </w:tcPr>
-          <w:p>
-            <w:r>
-              <w:t>Austin</w:t>
-            </w:r>
-          </w:p>
-        </w:tc>
-      </w:tr>
-      <w:tr>
-        <w:tc>
-          <w:tcPr>
-            <w:tcW w:type="dxa" w:w="4320"/>
-          </w:tcPr>
-          <w:p>
-            <w:r>
-              <w:t>Last Modified</w:t>
-            </w:r>
-          </w:p>
-        </w:tc>
-        <w:tc>
-          <w:tcPr>
-            <w:tcW w:type="dxa" w:w="4320"/>
-          </w:tcPr>
-          <w:p>
-            <w:r>
-              <w:t>2025-03-02</w:t>
-            </w:r>
-          </w:p>
-        </w:tc>
-      </w:tr>
-    </w:tbl>
-    <w:p/>
-    <w:p>
-      <w:pPr>
-        <w:pStyle w:val="Heading2"/>
-      </w:pPr>
-      <w:r>
-        <w:t>Specification</w:t>
+        <w:t>Page 1</w:t>
       </w:r>
     </w:p>
     <w:p>
       <w:r>
-        <w:t>Design Specification: Automated Assembly Line Module</w:t>
+        <w:t>Section 1: Department KPI performance. EMP057 contributes to ast emp057 03 through recurring collaboration, clear ownership boundaries, and measurable outcomes. The team captures decisions, open issues, and handoffs so that knowledge remains discoverable for future programs.</w:t>
       </w:r>
     </w:p>
     <w:p>
       <w:r>
-        <w:t>Version: 1.3</w:t>
+        <w:t>Section 2: Knowledge transfer and onboarding. EMP057 contributes to ast emp057 03 through recurring collaboration, clear ownership boundaries, and measurable outcomes. The team captures decisions, open issues, and handoffs so that knowledge remains discoverable for future programs.</w:t>
       </w:r>
     </w:p>
     <w:p>
       <w:r>
-        <w:t>This specification details the design requirements for the automated assembly module, including conveyor speed tolerance (+-0.5%), sensor calibration intervals, and failsafe shutdown sequences. The module interfaces with the MES via OPC-UA protocol.</w:t>
+        <w:t>Section 3: Quarterly delivery milestones. EMP057 contributes to ast emp057 03 through recurring collaboration, clear ownership boundaries, and measurable outcomes. The team captures decisions, open issues, and handoffs so that knowledge remains discoverable for future programs.</w:t>
+      </w:r>
+    </w:p>
+    <w:p>
+      <w:r>
+        <w:t>Section 4: Department KPI performance. EMP057 contributes to ast emp057 03 through recurring collaboration, clear ownership boundaries, and measurable outcomes. The team captures decisions, open issues, and handoffs so that knowledge remains discoverable for future programs.</w:t>
+      </w:r>
+    </w:p>
+    <w:p>
+      <w:r>
+        <w:br w:type="page"/>
       </w:r>
     </w:p>
     <w:p>
@@ -149,12 +48,60 @@
         <w:pStyle w:val="Heading2"/>
       </w:pPr>
       <w:r>
-        <w:t>Author Competencies</w:t>
+        <w:t>Page 2</w:t>
       </w:r>
     </w:p>
     <w:p>
       <w:r>
-        <w:t>Ontology, Azure AI, Python, Fabric</w:t>
+        <w:t>Section 1: Fabric semantic model planning. EMP057 contributes to ast emp057 03 through recurring collaboration, clear ownership boundaries, and measurable outcomes. The team captures decisions, open issues, and handoffs so that knowledge remains discoverable for future programs.</w:t>
+      </w:r>
+    </w:p>
+    <w:p>
+      <w:r>
+        <w:t>Section 2: Fabric semantic model planning. EMP057 contributes to ast emp057 03 through recurring collaboration, clear ownership boundaries, and measurable outcomes. The team captures decisions, open issues, and handoffs so that knowledge remains discoverable for future programs.</w:t>
+      </w:r>
+    </w:p>
+    <w:p>
+      <w:r>
+        <w:t>Section 3: Knowledge transfer and onboarding. EMP057 contributes to ast emp057 03 through recurring collaboration, clear ownership boundaries, and measurable outcomes. The team captures decisions, open issues, and handoffs so that knowledge remains discoverable for future programs.</w:t>
+      </w:r>
+    </w:p>
+    <w:p>
+      <w:r>
+        <w:t>Section 4: Knowledge transfer and onboarding. EMP057 contributes to ast emp057 03 through recurring collaboration, clear ownership boundaries, and measurable outcomes. The team captures decisions, open issues, and handoffs so that knowledge remains discoverable for future programs.</w:t>
+      </w:r>
+    </w:p>
+    <w:p>
+      <w:r>
+        <w:br w:type="page"/>
+      </w:r>
+    </w:p>
+    <w:p>
+      <w:pPr>
+        <w:pStyle w:val="Heading2"/>
+      </w:pPr>
+      <w:r>
+        <w:t>Page 3</w:t>
+      </w:r>
+    </w:p>
+    <w:p>
+      <w:r>
+        <w:t>Section 1: Quarterly delivery milestones. EMP057 contributes to ast emp057 03 through recurring collaboration, clear ownership boundaries, and measurable outcomes. The team captures decisions, open issues, and handoffs so that knowledge remains discoverable for future programs.</w:t>
+      </w:r>
+    </w:p>
+    <w:p>
+      <w:r>
+        <w:t>Section 2: Operational risk review. EMP057 contributes to ast emp057 03 through recurring collaboration, clear ownership boundaries, and measurable outcomes. The team captures decisions, open issues, and handoffs so that knowledge remains discoverable for future programs.</w:t>
+      </w:r>
+    </w:p>
+    <w:p>
+      <w:r>
+        <w:t>Section 3: Operational risk review. EMP057 contributes to ast emp057 03 through recurring collaboration, clear ownership boundaries, and measurable outcomes. The team captures decisions, open issues, and handoffs so that knowledge remains discoverable for future programs.</w:t>
+      </w:r>
+    </w:p>
+    <w:p>
+      <w:r>
+        <w:t>Section 4: Knowledge transfer and onboarding. EMP057 contributes to ast emp057 03 through recurring collaboration, clear ownership boundaries, and measurable outcomes. The team captures decisions, open issues, and handoffs so that knowledge remains discoverable for future programs.</w:t>
       </w:r>
     </w:p>
     <w:sectPr>
